--- a/report.docx
+++ b/report.docx
@@ -87,22 +87,6 @@
     </w:p>
     <w:p>
       <w:pPr>
-        <w:spacing w:after="80"/>
-        <w:rPr>
-          <w:rFonts w:ascii="Times New Roman" w:hAnsi="Times New Roman" w:cs="Times New Roman"/>
-        </w:rPr>
-      </w:pPr>
-    </w:p>
-    <w:p>
-      <w:pPr>
-        <w:spacing w:after="240"/>
-        <w:rPr>
-          <w:rFonts w:ascii="Times New Roman" w:hAnsi="Times New Roman" w:cs="Times New Roman"/>
-        </w:rPr>
-      </w:pPr>
-    </w:p>
-    <w:p>
-      <w:pPr>
         <w:pBdr>
           <w:bottom w:val="single" w:sz="6" w:space="1" w:color="2C3E50"/>
         </w:pBdr>
@@ -132,7 +116,14 @@
           <w:rFonts w:ascii="Times New Roman" w:hAnsi="Times New Roman" w:cs="Times New Roman"/>
           <w:color w:val="2C3E50"/>
         </w:rPr>
-        <w:t>1. Introduction</w:t>
+        <w:t>1. Introductio</w:t>
+      </w:r>
+      <w:r>
+        <w:rPr>
+          <w:rFonts w:ascii="Times New Roman" w:hAnsi="Times New Roman" w:cs="Times New Roman"/>
+          <w:color w:val="2C3E50"/>
+        </w:rPr>
+        <w:t>n</w:t>
       </w:r>
     </w:p>
     <w:p>
@@ -227,7 +218,13 @@
           <w:rPr>
             <w:rFonts w:ascii="Cambria Math" w:hAnsi="Cambria Math" w:cs="Times New Roman"/>
           </w:rPr>
-          <m:t>f:</m:t>
+          <m:t>f</m:t>
+        </m:r>
+        <m:r>
+          <w:rPr>
+            <w:rFonts w:ascii="Cambria Math" w:hAnsi="Cambria Math" w:cs="Times New Roman"/>
+          </w:rPr>
+          <m:t>:</m:t>
         </m:r>
         <m:sSup>
           <m:sSupPr>
@@ -342,7 +339,31 @@
             <w:rPr>
               <w:rFonts w:ascii="Cambria Math" w:hAnsi="Cambria Math" w:cs="Times New Roman"/>
             </w:rPr>
-            <m:t>(x,y)=</m:t>
+            <m:t>(</m:t>
+          </m:r>
+          <m:r>
+            <w:rPr>
+              <w:rFonts w:ascii="Cambria Math" w:hAnsi="Cambria Math" w:cs="Times New Roman"/>
+            </w:rPr>
+            <m:t>x</m:t>
+          </m:r>
+          <m:r>
+            <w:rPr>
+              <w:rFonts w:ascii="Cambria Math" w:hAnsi="Cambria Math" w:cs="Times New Roman"/>
+            </w:rPr>
+            <m:t>,</m:t>
+          </m:r>
+          <m:r>
+            <w:rPr>
+              <w:rFonts w:ascii="Cambria Math" w:hAnsi="Cambria Math" w:cs="Times New Roman"/>
+            </w:rPr>
+            <m:t>y</m:t>
+          </m:r>
+          <m:r>
+            <w:rPr>
+              <w:rFonts w:ascii="Cambria Math" w:hAnsi="Cambria Math" w:cs="Times New Roman"/>
+            </w:rPr>
+            <m:t>)=</m:t>
           </m:r>
           <m:sSup>
             <m:sSupPr>
@@ -704,7 +725,37 @@
             <w:rPr>
               <w:rFonts w:ascii="Cambria Math" w:hAnsi="Cambria Math" w:cs="Times New Roman"/>
             </w:rPr>
-            <m:t>(x,y)=(1-x</m:t>
+            <m:t>(</m:t>
+          </m:r>
+          <m:r>
+            <w:rPr>
+              <w:rFonts w:ascii="Cambria Math" w:hAnsi="Cambria Math" w:cs="Times New Roman"/>
+            </w:rPr>
+            <m:t>x</m:t>
+          </m:r>
+          <m:r>
+            <w:rPr>
+              <w:rFonts w:ascii="Cambria Math" w:hAnsi="Cambria Math" w:cs="Times New Roman"/>
+            </w:rPr>
+            <m:t>,</m:t>
+          </m:r>
+          <m:r>
+            <w:rPr>
+              <w:rFonts w:ascii="Cambria Math" w:hAnsi="Cambria Math" w:cs="Times New Roman"/>
+            </w:rPr>
+            <m:t>y</m:t>
+          </m:r>
+          <m:r>
+            <w:rPr>
+              <w:rFonts w:ascii="Cambria Math" w:hAnsi="Cambria Math" w:cs="Times New Roman"/>
+            </w:rPr>
+            <m:t>)=(1-</m:t>
+          </m:r>
+          <m:r>
+            <w:rPr>
+              <w:rFonts w:ascii="Cambria Math" w:hAnsi="Cambria Math" w:cs="Times New Roman"/>
+            </w:rPr>
+            <m:t>x</m:t>
           </m:r>
           <m:sSup>
             <m:sSupPr>
@@ -735,7 +786,19 @@
             <w:rPr>
               <w:rFonts w:ascii="Cambria Math" w:hAnsi="Cambria Math" w:cs="Times New Roman"/>
             </w:rPr>
-            <m:t>+100(y-</m:t>
+            <m:t>+100(</m:t>
+          </m:r>
+          <m:r>
+            <w:rPr>
+              <w:rFonts w:ascii="Cambria Math" w:hAnsi="Cambria Math" w:cs="Times New Roman"/>
+            </w:rPr>
+            <m:t>y</m:t>
+          </m:r>
+          <m:r>
+            <w:rPr>
+              <w:rFonts w:ascii="Cambria Math" w:hAnsi="Cambria Math" w:cs="Times New Roman"/>
+            </w:rPr>
+            <m:t>-</m:t>
           </m:r>
           <m:sSup>
             <m:sSupPr>
@@ -1113,7 +1176,31 @@
             <w:rPr>
               <w:rFonts w:ascii="Cambria Math" w:hAnsi="Cambria Math" w:cs="Times New Roman"/>
             </w:rPr>
-            <m:t>(x,y)=</m:t>
+            <m:t>(</m:t>
+          </m:r>
+          <m:r>
+            <w:rPr>
+              <w:rFonts w:ascii="Cambria Math" w:hAnsi="Cambria Math" w:cs="Times New Roman"/>
+            </w:rPr>
+            <m:t>x</m:t>
+          </m:r>
+          <m:r>
+            <w:rPr>
+              <w:rFonts w:ascii="Cambria Math" w:hAnsi="Cambria Math" w:cs="Times New Roman"/>
+            </w:rPr>
+            <m:t>,</m:t>
+          </m:r>
+          <m:r>
+            <w:rPr>
+              <w:rFonts w:ascii="Cambria Math" w:hAnsi="Cambria Math" w:cs="Times New Roman"/>
+            </w:rPr>
+            <m:t>y</m:t>
+          </m:r>
+          <m:r>
+            <w:rPr>
+              <w:rFonts w:ascii="Cambria Math" w:hAnsi="Cambria Math" w:cs="Times New Roman"/>
+            </w:rPr>
+            <m:t>)=</m:t>
           </m:r>
           <m:sSup>
             <m:sSupPr>
@@ -1190,7 +1277,25 @@
             <w:rPr>
               <w:rFonts w:ascii="Cambria Math" w:hAnsi="Cambria Math" w:cs="Times New Roman"/>
             </w:rPr>
-            <m:t>⁡(x)+10</m:t>
+            <m:t>⁡</m:t>
+          </m:r>
+          <m:r>
+            <w:rPr>
+              <w:rFonts w:ascii="Cambria Math" w:hAnsi="Cambria Math" w:cs="Times New Roman"/>
+            </w:rPr>
+            <m:t>(</m:t>
+          </m:r>
+          <m:r>
+            <w:rPr>
+              <w:rFonts w:ascii="Cambria Math" w:hAnsi="Cambria Math" w:cs="Times New Roman"/>
+            </w:rPr>
+            <m:t>x</m:t>
+          </m:r>
+          <m:r>
+            <w:rPr>
+              <w:rFonts w:ascii="Cambria Math" w:hAnsi="Cambria Math" w:cs="Times New Roman"/>
+            </w:rPr>
+            <m:t>)+10</m:t>
           </m:r>
           <m:r>
             <m:rPr>
@@ -1205,7 +1310,25 @@
             <w:rPr>
               <w:rFonts w:ascii="Cambria Math" w:hAnsi="Cambria Math" w:cs="Times New Roman"/>
             </w:rPr>
-            <m:t>⁡(y)</m:t>
+            <m:t>⁡</m:t>
+          </m:r>
+          <m:r>
+            <w:rPr>
+              <w:rFonts w:ascii="Cambria Math" w:hAnsi="Cambria Math" w:cs="Times New Roman"/>
+            </w:rPr>
+            <m:t>(</m:t>
+          </m:r>
+          <m:r>
+            <w:rPr>
+              <w:rFonts w:ascii="Cambria Math" w:hAnsi="Cambria Math" w:cs="Times New Roman"/>
+            </w:rPr>
+            <m:t>y</m:t>
+          </m:r>
+          <m:r>
+            <w:rPr>
+              <w:rFonts w:ascii="Cambria Math" w:hAnsi="Cambria Math" w:cs="Times New Roman"/>
+            </w:rPr>
+            <m:t>)</m:t>
           </m:r>
         </m:oMath>
       </m:oMathPara>
@@ -2329,7 +2452,13 @@
               <w:rPr>
                 <w:rFonts w:ascii="Cambria Math" w:hAnsi="Cambria Math" w:cs="Times New Roman"/>
               </w:rPr>
-              <m:t>k+1</m:t>
+              <m:t>k</m:t>
+            </m:r>
+            <m:r>
+              <w:rPr>
+                <w:rFonts w:ascii="Cambria Math" w:hAnsi="Cambria Math" w:cs="Times New Roman"/>
+              </w:rPr>
+              <m:t>+1</m:t>
             </m:r>
           </m:sub>
         </m:sSub>
@@ -2368,7 +2497,13 @@
           <w:rPr>
             <w:rFonts w:ascii="Cambria Math" w:hAnsi="Cambria Math" w:cs="Times New Roman"/>
           </w:rPr>
-          <m:t>-α</m:t>
+          <m:t>-</m:t>
+        </m:r>
+        <m:r>
+          <w:rPr>
+            <w:rFonts w:ascii="Cambria Math" w:hAnsi="Cambria Math" w:cs="Times New Roman"/>
+          </w:rPr>
+          <m:t>α</m:t>
         </m:r>
         <m:r>
           <m:rPr>
@@ -2383,7 +2518,13 @@
           <w:rPr>
             <w:rFonts w:ascii="Cambria Math" w:hAnsi="Cambria Math" w:cs="Times New Roman"/>
           </w:rPr>
-          <m:t>f(</m:t>
+          <m:t>f</m:t>
+        </m:r>
+        <m:r>
+          <w:rPr>
+            <w:rFonts w:ascii="Cambria Math" w:hAnsi="Cambria Math" w:cs="Times New Roman"/>
+          </w:rPr>
+          <m:t>(</m:t>
         </m:r>
         <m:sSub>
           <m:sSubPr>
@@ -2434,7 +2575,13 @@
           <w:rPr>
             <w:rFonts w:ascii="Cambria Math" w:hAnsi="Cambria Math" w:cs="Times New Roman"/>
           </w:rPr>
-          <m:t>α&gt;0</m:t>
+          <m:t>α</m:t>
+        </m:r>
+        <m:r>
+          <w:rPr>
+            <w:rFonts w:ascii="Cambria Math" w:hAnsi="Cambria Math" w:cs="Times New Roman"/>
+          </w:rPr>
+          <m:t>&gt;0</m:t>
         </m:r>
       </m:oMath>
       <w:r>
@@ -2472,6 +2619,7 @@
           <w:color w:val="2C3E50"/>
           <w:sz w:val="18"/>
         </w:rPr>
+        <w:lastRenderedPageBreak/>
         <w:t xml:space="preserve">Input: f, </w:t>
       </w:r>
       <w:r>
@@ -2636,7 +2784,13 @@
               <w:rPr>
                 <w:rFonts w:ascii="Cambria Math" w:hAnsi="Cambria Math" w:cs="Times New Roman"/>
               </w:rPr>
-              <m:t>k+1</m:t>
+              <m:t>k</m:t>
+            </m:r>
+            <m:r>
+              <w:rPr>
+                <w:rFonts w:ascii="Cambria Math" w:hAnsi="Cambria Math" w:cs="Times New Roman"/>
+              </w:rPr>
+              <m:t>+1</m:t>
             </m:r>
           </m:sub>
         </m:sSub>
@@ -2706,7 +2860,13 @@
           <w:rPr>
             <w:rFonts w:ascii="Cambria Math" w:hAnsi="Cambria Math" w:cs="Times New Roman"/>
           </w:rPr>
-          <m:t>H(</m:t>
+          <m:t>H</m:t>
+        </m:r>
+        <m:r>
+          <w:rPr>
+            <w:rFonts w:ascii="Cambria Math" w:hAnsi="Cambria Math" w:cs="Times New Roman"/>
+          </w:rPr>
+          <m:t>(</m:t>
         </m:r>
         <m:sSub>
           <m:sSubPr>
@@ -2754,7 +2914,13 @@
               <w:rPr>
                 <w:rFonts w:ascii="Cambria Math" w:hAnsi="Cambria Math" w:cs="Times New Roman"/>
               </w:rPr>
-              <m:t>-1</m:t>
+              <m:t>-</m:t>
+            </m:r>
+            <m:r>
+              <w:rPr>
+                <w:rFonts w:ascii="Cambria Math" w:hAnsi="Cambria Math" w:cs="Times New Roman"/>
+              </w:rPr>
+              <m:t>1</m:t>
             </m:r>
           </m:sup>
         </m:sSup>
@@ -2771,7 +2937,13 @@
           <w:rPr>
             <w:rFonts w:ascii="Cambria Math" w:hAnsi="Cambria Math" w:cs="Times New Roman"/>
           </w:rPr>
-          <m:t>f(</m:t>
+          <m:t>f</m:t>
+        </m:r>
+        <m:r>
+          <w:rPr>
+            <w:rFonts w:ascii="Cambria Math" w:hAnsi="Cambria Math" w:cs="Times New Roman"/>
+          </w:rPr>
+          <m:t>(</m:t>
         </m:r>
         <m:sSub>
           <m:sSubPr>
@@ -2822,7 +2994,25 @@
           <w:rPr>
             <w:rFonts w:ascii="Cambria Math" w:hAnsi="Cambria Math" w:cs="Times New Roman"/>
           </w:rPr>
-          <m:t>H(x)=</m:t>
+          <m:t>H</m:t>
+        </m:r>
+        <m:r>
+          <w:rPr>
+            <w:rFonts w:ascii="Cambria Math" w:hAnsi="Cambria Math" w:cs="Times New Roman"/>
+          </w:rPr>
+          <m:t>(</m:t>
+        </m:r>
+        <m:r>
+          <w:rPr>
+            <w:rFonts w:ascii="Cambria Math" w:hAnsi="Cambria Math" w:cs="Times New Roman"/>
+          </w:rPr>
+          <m:t>x</m:t>
+        </m:r>
+        <m:r>
+          <w:rPr>
+            <w:rFonts w:ascii="Cambria Math" w:hAnsi="Cambria Math" w:cs="Times New Roman"/>
+          </w:rPr>
+          <m:t>)=</m:t>
         </m:r>
         <m:sSup>
           <m:sSupPr>
@@ -2856,7 +3046,25 @@
           <w:rPr>
             <w:rFonts w:ascii="Cambria Math" w:hAnsi="Cambria Math" w:cs="Times New Roman"/>
           </w:rPr>
-          <m:t>f(x)</m:t>
+          <m:t>f</m:t>
+        </m:r>
+        <m:r>
+          <w:rPr>
+            <w:rFonts w:ascii="Cambria Math" w:hAnsi="Cambria Math" w:cs="Times New Roman"/>
+          </w:rPr>
+          <m:t>(</m:t>
+        </m:r>
+        <m:r>
+          <w:rPr>
+            <w:rFonts w:ascii="Cambria Math" w:hAnsi="Cambria Math" w:cs="Times New Roman"/>
+          </w:rPr>
+          <m:t>x</m:t>
+        </m:r>
+        <m:r>
+          <w:rPr>
+            <w:rFonts w:ascii="Cambria Math" w:hAnsi="Cambria Math" w:cs="Times New Roman"/>
+          </w:rPr>
+          <m:t>)</m:t>
         </m:r>
       </m:oMath>
       <w:r>
@@ -2929,7 +3137,13 @@
           <w:rPr>
             <w:rFonts w:ascii="Cambria Math" w:hAnsi="Cambria Math" w:cs="Times New Roman"/>
           </w:rPr>
-          <m:t>f(</m:t>
+          <m:t>f</m:t>
+        </m:r>
+        <m:r>
+          <w:rPr>
+            <w:rFonts w:ascii="Cambria Math" w:hAnsi="Cambria Math" w:cs="Times New Roman"/>
+          </w:rPr>
+          <m:t>(</m:t>
         </m:r>
         <m:sSub>
           <m:sSubPr>
@@ -2952,7 +3166,13 @@
               <w:rPr>
                 <w:rFonts w:ascii="Cambria Math" w:hAnsi="Cambria Math" w:cs="Times New Roman"/>
               </w:rPr>
-              <m:t>k+1</m:t>
+              <m:t>k</m:t>
+            </m:r>
+            <m:r>
+              <w:rPr>
+                <w:rFonts w:ascii="Cambria Math" w:hAnsi="Cambria Math" w:cs="Times New Roman"/>
+              </w:rPr>
+              <m:t>+1</m:t>
             </m:r>
           </m:sub>
         </m:sSub>
@@ -2960,7 +3180,19 @@
           <w:rPr>
             <w:rFonts w:ascii="Cambria Math" w:hAnsi="Cambria Math" w:cs="Times New Roman"/>
           </w:rPr>
-          <m:t>)&gt;f(</m:t>
+          <m:t>)&gt;</m:t>
+        </m:r>
+        <m:r>
+          <w:rPr>
+            <w:rFonts w:ascii="Cambria Math" w:hAnsi="Cambria Math" w:cs="Times New Roman"/>
+          </w:rPr>
+          <m:t>f</m:t>
+        </m:r>
+        <m:r>
+          <w:rPr>
+            <w:rFonts w:ascii="Cambria Math" w:hAnsi="Cambria Math" w:cs="Times New Roman"/>
+          </w:rPr>
+          <m:t>(</m:t>
         </m:r>
         <m:sSub>
           <m:sSubPr>
@@ -3022,7 +3254,13 @@
               <w:rPr>
                 <w:rFonts w:ascii="Cambria Math" w:hAnsi="Cambria Math" w:cs="Times New Roman"/>
               </w:rPr>
-              <m:t>k+1</m:t>
+              <m:t>k</m:t>
+            </m:r>
+            <m:r>
+              <w:rPr>
+                <w:rFonts w:ascii="Cambria Math" w:hAnsi="Cambria Math" w:cs="Times New Roman"/>
+              </w:rPr>
+              <m:t>+1</m:t>
             </m:r>
           </m:sub>
         </m:sSub>
@@ -3243,7 +3481,13 @@
           <w:rPr>
             <w:rFonts w:ascii="Cambria Math" w:hAnsi="Cambria Math" w:cs="Times New Roman"/>
           </w:rPr>
-          <m:t>α=1</m:t>
+          <m:t>α</m:t>
+        </m:r>
+        <m:r>
+          <w:rPr>
+            <w:rFonts w:ascii="Cambria Math" w:hAnsi="Cambria Math" w:cs="Times New Roman"/>
+          </w:rPr>
+          <m:t>=1</m:t>
         </m:r>
       </m:oMath>
       <w:r>
@@ -3355,7 +3599,19 @@
                 <w:rPr>
                   <w:rFonts w:ascii="Cambria Math" w:hAnsi="Cambria Math" w:cs="Times New Roman"/>
                 </w:rPr>
-                <m:t>t-1</m:t>
+                <m:t>t</m:t>
+              </m:r>
+              <m:r>
+                <w:rPr>
+                  <w:rFonts w:ascii="Cambria Math" w:hAnsi="Cambria Math" w:cs="Times New Roman"/>
+                </w:rPr>
+                <m:t>-</m:t>
+              </m:r>
+              <m:r>
+                <w:rPr>
+                  <w:rFonts w:ascii="Cambria Math" w:hAnsi="Cambria Math" w:cs="Times New Roman"/>
+                </w:rPr>
+                <m:t>1</m:t>
               </m:r>
             </m:sub>
           </m:sSub>
@@ -3458,7 +3714,13 @@
                 <w:rPr>
                   <w:rFonts w:ascii="Cambria Math" w:hAnsi="Cambria Math" w:cs="Times New Roman"/>
                 </w:rPr>
-                <m:t xml:space="preserve">  x</m:t>
+                <m:t xml:space="preserve">  </m:t>
+              </m:r>
+              <m:r>
+                <w:rPr>
+                  <w:rFonts w:ascii="Cambria Math" w:hAnsi="Cambria Math" w:cs="Times New Roman"/>
+                </w:rPr>
+                <m:t>x</m:t>
               </m:r>
             </m:e>
             <m:sub>
@@ -3466,7 +3728,13 @@
                 <w:rPr>
                   <w:rFonts w:ascii="Cambria Math" w:hAnsi="Cambria Math" w:cs="Times New Roman"/>
                 </w:rPr>
-                <m:t>t+1</m:t>
+                <m:t>t</m:t>
+              </m:r>
+              <m:r>
+                <w:rPr>
+                  <w:rFonts w:ascii="Cambria Math" w:hAnsi="Cambria Math" w:cs="Times New Roman"/>
+                </w:rPr>
+                <m:t>+1</m:t>
               </m:r>
             </m:sub>
           </m:sSub>
@@ -3505,7 +3773,13 @@
             <w:rPr>
               <w:rFonts w:ascii="Cambria Math" w:hAnsi="Cambria Math" w:cs="Times New Roman"/>
             </w:rPr>
-            <m:t>-α</m:t>
+            <m:t>-</m:t>
+          </m:r>
+          <m:r>
+            <w:rPr>
+              <w:rFonts w:ascii="Cambria Math" w:hAnsi="Cambria Math" w:cs="Times New Roman"/>
+            </w:rPr>
+            <m:t>α</m:t>
           </m:r>
           <m:f>
             <m:fPr>
@@ -3585,7 +3859,13 @@
                 <w:rPr>
                   <w:rFonts w:ascii="Cambria Math" w:hAnsi="Cambria Math" w:cs="Times New Roman"/>
                 </w:rPr>
-                <m:t>+ε</m:t>
+                <m:t>+</m:t>
+              </m:r>
+              <m:r>
+                <w:rPr>
+                  <w:rFonts w:ascii="Cambria Math" w:hAnsi="Cambria Math" w:cs="Times New Roman"/>
+                </w:rPr>
+                <m:t>ε</m:t>
               </m:r>
             </m:den>
           </m:f>
@@ -3628,7 +3908,6 @@
           <w:color w:val="2C3E50"/>
           <w:sz w:val="18"/>
         </w:rPr>
-        <w:lastRenderedPageBreak/>
         <w:t xml:space="preserve">Input: f, </w:t>
       </w:r>
       <w:r>
@@ -3697,6 +3976,14 @@
           <w:sz w:val="18"/>
         </w:rPr>
         <w:br/>
+      </w:r>
+      <w:r>
+        <w:rPr>
+          <w:rFonts w:ascii="Times New Roman" w:hAnsi="Times New Roman" w:cs="Times New Roman"/>
+          <w:color w:val="2C3E50"/>
+          <w:sz w:val="18"/>
+        </w:rPr>
+        <w:lastRenderedPageBreak/>
         <w:t xml:space="preserve">    G ← G + g²</w:t>
       </w:r>
       <w:r>
@@ -3862,7 +4149,19 @@
                 <w:rPr>
                   <w:rFonts w:ascii="Cambria Math" w:hAnsi="Cambria Math" w:cs="Times New Roman"/>
                 </w:rPr>
-                <m:t>t-1</m:t>
+                <m:t>t</m:t>
+              </m:r>
+              <m:r>
+                <w:rPr>
+                  <w:rFonts w:ascii="Cambria Math" w:hAnsi="Cambria Math" w:cs="Times New Roman"/>
+                </w:rPr>
+                <m:t>-</m:t>
+              </m:r>
+              <m:r>
+                <w:rPr>
+                  <w:rFonts w:ascii="Cambria Math" w:hAnsi="Cambria Math" w:cs="Times New Roman"/>
+                </w:rPr>
+                <m:t>1</m:t>
               </m:r>
             </m:sub>
           </m:sSub>
@@ -4005,7 +4304,19 @@
                 <w:rPr>
                   <w:rFonts w:ascii="Cambria Math" w:hAnsi="Cambria Math" w:cs="Times New Roman"/>
                 </w:rPr>
-                <m:t>t-1</m:t>
+                <m:t>t</m:t>
+              </m:r>
+              <m:r>
+                <w:rPr>
+                  <w:rFonts w:ascii="Cambria Math" w:hAnsi="Cambria Math" w:cs="Times New Roman"/>
+                </w:rPr>
+                <m:t>-</m:t>
+              </m:r>
+              <m:r>
+                <w:rPr>
+                  <w:rFonts w:ascii="Cambria Math" w:hAnsi="Cambria Math" w:cs="Times New Roman"/>
+                </w:rPr>
+                <m:t>1</m:t>
               </m:r>
             </m:sub>
           </m:sSub>
@@ -4342,7 +4653,13 @@
                 <w:rPr>
                   <w:rFonts w:ascii="Cambria Math" w:hAnsi="Cambria Math" w:cs="Times New Roman"/>
                 </w:rPr>
-                <m:t>t+1</m:t>
+                <m:t>t</m:t>
+              </m:r>
+              <m:r>
+                <w:rPr>
+                  <w:rFonts w:ascii="Cambria Math" w:hAnsi="Cambria Math" w:cs="Times New Roman"/>
+                </w:rPr>
+                <m:t>+1</m:t>
               </m:r>
             </m:sub>
           </m:sSub>
@@ -4381,7 +4698,13 @@
             <w:rPr>
               <w:rFonts w:ascii="Cambria Math" w:hAnsi="Cambria Math" w:cs="Times New Roman"/>
             </w:rPr>
-            <m:t>-α</m:t>
+            <m:t>-</m:t>
+          </m:r>
+          <m:r>
+            <w:rPr>
+              <w:rFonts w:ascii="Cambria Math" w:hAnsi="Cambria Math" w:cs="Times New Roman"/>
+            </w:rPr>
+            <m:t>α</m:t>
           </m:r>
           <m:f>
             <m:fPr>
@@ -4483,7 +4806,13 @@
                 <w:rPr>
                   <w:rFonts w:ascii="Cambria Math" w:hAnsi="Cambria Math" w:cs="Times New Roman"/>
                 </w:rPr>
-                <m:t>+ε</m:t>
+                <m:t>+</m:t>
+              </m:r>
+              <m:r>
+                <w:rPr>
+                  <w:rFonts w:ascii="Cambria Math" w:hAnsi="Cambria Math" w:cs="Times New Roman"/>
+                </w:rPr>
+                <m:t>ε</m:t>
               </m:r>
             </m:den>
           </m:f>
@@ -4773,7 +5102,7 @@
           <w:sz w:val="18"/>
         </w:rPr>
         <w:br/>
-        <w:t xml:space="preserve">    m_hat ← m / (1 - β₁ᵗ)</w:t>
+        <w:t xml:space="preserve">    m_hat ← m / (1 - β₁</w:t>
       </w:r>
       <w:r>
         <w:rPr>
@@ -4781,8 +5110,40 @@
           <w:color w:val="2C3E50"/>
           <w:sz w:val="18"/>
         </w:rPr>
+        <w:t>ᵗ</w:t>
+      </w:r>
+      <w:r>
+        <w:rPr>
+          <w:rFonts w:ascii="Times New Roman" w:hAnsi="Times New Roman" w:cs="Times New Roman"/>
+          <w:color w:val="2C3E50"/>
+          <w:sz w:val="18"/>
+        </w:rPr>
+        <w:t>)</w:t>
+      </w:r>
+      <w:r>
+        <w:rPr>
+          <w:rFonts w:ascii="Times New Roman" w:hAnsi="Times New Roman" w:cs="Times New Roman"/>
+          <w:color w:val="2C3E50"/>
+          <w:sz w:val="18"/>
+        </w:rPr>
         <w:br/>
-        <w:t xml:space="preserve">    v_hat ← v / (1 - β₂ᵗ)</w:t>
+        <w:t xml:space="preserve">    v_hat ← v / (1 - β₂</w:t>
+      </w:r>
+      <w:r>
+        <w:rPr>
+          <w:rFonts w:ascii="Times New Roman" w:hAnsi="Times New Roman" w:cs="Times New Roman"/>
+          <w:color w:val="2C3E50"/>
+          <w:sz w:val="18"/>
+        </w:rPr>
+        <w:t>ᵗ</w:t>
+      </w:r>
+      <w:r>
+        <w:rPr>
+          <w:rFonts w:ascii="Times New Roman" w:hAnsi="Times New Roman" w:cs="Times New Roman"/>
+          <w:color w:val="2C3E50"/>
+          <w:sz w:val="18"/>
+        </w:rPr>
+        <w:t>)</w:t>
       </w:r>
       <w:r>
         <w:rPr>
@@ -5844,6 +6205,7 @@
           <w:rFonts w:ascii="Times New Roman" w:hAnsi="Times New Roman" w:cs="Times New Roman"/>
           <w:color w:val="2C3E50"/>
         </w:rPr>
+        <w:lastRenderedPageBreak/>
         <w:t>3. Results</w:t>
       </w:r>
     </w:p>
@@ -6189,7 +6551,6 @@
         <w:rPr>
           <w:rFonts w:ascii="Times New Roman" w:hAnsi="Times New Roman" w:cs="Times New Roman"/>
         </w:rPr>
-        <w:lastRenderedPageBreak/>
         <w:t>&gt; - f2_rosenbrock_initial_-2.0_2.0.png, f2_rosenbrock_initial_0.5_-1.5.png, f2_rosenbrock_initial_3.0_3.0.png</w:t>
       </w:r>
     </w:p>
@@ -6203,6 +6564,7 @@
         <w:rPr>
           <w:rFonts w:ascii="Times New Roman" w:hAnsi="Times New Roman" w:cs="Times New Roman"/>
         </w:rPr>
+        <w:lastRenderedPageBreak/>
         <w:t>&gt; - f3_cosine_initial_-2.0_2.0.png, f3_cosine_initial_0.5_-1.5.png, f3_cosine_initial_3.0_3.0.png</w:t>
       </w:r>
     </w:p>
@@ -8072,7 +8434,6 @@
           <w:rFonts w:ascii="Times New Roman" w:hAnsi="Times New Roman" w:cs="Times New Roman"/>
           <w:i/>
         </w:rPr>
-        <w:lastRenderedPageBreak/>
         <w:t>lr=0.001 failed to converge for all methods within 2000 iterations.</w:t>
       </w:r>
     </w:p>
@@ -8096,6 +8457,7 @@
           <w:rFonts w:ascii="Times New Roman" w:hAnsi="Times New Roman" w:cs="Times New Roman"/>
           <w:color w:val="2C3E50"/>
         </w:rPr>
+        <w:lastRenderedPageBreak/>
         <w:t>Table 2: f2 (Rosenbrock) — Summary Statistics (Converged Runs)</w:t>
       </w:r>
     </w:p>
@@ -10825,7 +11187,6 @@
           <w:rFonts w:ascii="Times New Roman" w:hAnsi="Times New Roman" w:cs="Times New Roman"/>
           <w:color w:val="2C3E50"/>
         </w:rPr>
-        <w:lastRenderedPageBreak/>
         <w:t>4.1 Impact of Problem Difficulty</w:t>
       </w:r>
     </w:p>
@@ -11006,6 +11367,7 @@
                 <w:rFonts w:ascii="Times New Roman" w:hAnsi="Times New Roman" w:cs="Times New Roman"/>
                 <w:sz w:val="18"/>
               </w:rPr>
+              <w:lastRenderedPageBreak/>
               <w:t>f1 (Quadratic)</w:t>
             </w:r>
           </w:p>
@@ -11194,7 +11556,7 @@
                 <w:rFonts w:ascii="Times New Roman" w:hAnsi="Times New Roman" w:cs="Times New Roman"/>
                 <w:sz w:val="18"/>
               </w:rPr>
-              <w:t>**Fail**</w:t>
+              <w:t>Fail</w:t>
             </w:r>
           </w:p>
         </w:tc>
@@ -11236,7 +11598,7 @@
                 <w:rFonts w:ascii="Times New Roman" w:hAnsi="Times New Roman" w:cs="Times New Roman"/>
                 <w:sz w:val="18"/>
               </w:rPr>
-              <w:t>**Fail**</w:t>
+              <w:t>Fail</w:t>
             </w:r>
           </w:p>
         </w:tc>
@@ -11326,7 +11688,7 @@
                 <w:rFonts w:ascii="Times New Roman" w:hAnsi="Times New Roman" w:cs="Times New Roman"/>
                 <w:sz w:val="18"/>
               </w:rPr>
-              <w:t>**7 iter**</w:t>
+              <w:t>7 iter</w:t>
             </w:r>
           </w:p>
         </w:tc>
@@ -11650,17 +12012,16 @@
           </w:tcPr>
           <w:p>
             <w:pPr>
-              <w:jc w:val="center"/>
-              <w:rPr>
-                <w:rFonts w:ascii="Times New Roman" w:hAnsi="Times New Roman" w:cs="Times New Roman"/>
-              </w:rPr>
-            </w:pPr>
-            <w:r>
-              <w:rPr>
-                <w:rFonts w:ascii="Times New Roman" w:hAnsi="Times New Roman" w:cs="Times New Roman"/>
-                <w:sz w:val="18"/>
-              </w:rPr>
-              <w:t>**Isotropic curvature (f1)**</w:t>
+              <w:rPr>
+                <w:rFonts w:ascii="Times New Roman" w:hAnsi="Times New Roman" w:cs="Times New Roman"/>
+              </w:rPr>
+            </w:pPr>
+            <w:r>
+              <w:rPr>
+                <w:rFonts w:ascii="Times New Roman" w:hAnsi="Times New Roman" w:cs="Times New Roman"/>
+                <w:sz w:val="18"/>
+              </w:rPr>
+              <w:t>Isotropic curvature (f1</w:t>
             </w:r>
           </w:p>
         </w:tc>
@@ -11670,7 +12031,6 @@
           </w:tcPr>
           <w:p>
             <w:pPr>
-              <w:jc w:val="center"/>
               <w:cnfStyle w:val="000000100000" w:firstRow="0" w:lastRow="0" w:firstColumn="0" w:lastColumn="0" w:oddVBand="0" w:evenVBand="0" w:oddHBand="1" w:evenHBand="0" w:firstRowFirstColumn="0" w:firstRowLastColumn="0" w:lastRowFirstColumn="0" w:lastRowLastColumn="0"/>
               <w:rPr>
                 <w:rFonts w:ascii="Times New Roman" w:hAnsi="Times New Roman" w:cs="Times New Roman"/>
@@ -11698,17 +12058,16 @@
           </w:tcPr>
           <w:p>
             <w:pPr>
-              <w:jc w:val="center"/>
-              <w:rPr>
-                <w:rFonts w:ascii="Times New Roman" w:hAnsi="Times New Roman" w:cs="Times New Roman"/>
-              </w:rPr>
-            </w:pPr>
-            <w:r>
-              <w:rPr>
-                <w:rFonts w:ascii="Times New Roman" w:hAnsi="Times New Roman" w:cs="Times New Roman"/>
-                <w:sz w:val="18"/>
-              </w:rPr>
-              <w:t>**High condition number (f2)**</w:t>
+              <w:rPr>
+                <w:rFonts w:ascii="Times New Roman" w:hAnsi="Times New Roman" w:cs="Times New Roman"/>
+              </w:rPr>
+            </w:pPr>
+            <w:r>
+              <w:rPr>
+                <w:rFonts w:ascii="Times New Roman" w:hAnsi="Times New Roman" w:cs="Times New Roman"/>
+                <w:sz w:val="18"/>
+              </w:rPr>
+              <w:t>High condition number (f2)</w:t>
             </w:r>
           </w:p>
         </w:tc>
@@ -11718,7 +12077,6 @@
           </w:tcPr>
           <w:p>
             <w:pPr>
-              <w:jc w:val="center"/>
               <w:cnfStyle w:val="000000010000" w:firstRow="0" w:lastRow="0" w:firstColumn="0" w:lastColumn="0" w:oddVBand="0" w:evenVBand="0" w:oddHBand="0" w:evenHBand="1" w:firstRowFirstColumn="0" w:firstRowLastColumn="0" w:lastRowFirstColumn="0" w:lastRowLastColumn="0"/>
               <w:rPr>
                 <w:rFonts w:ascii="Times New Roman" w:hAnsi="Times New Roman" w:cs="Times New Roman"/>
@@ -11746,17 +12104,16 @@
           </w:tcPr>
           <w:p>
             <w:pPr>
-              <w:jc w:val="center"/>
-              <w:rPr>
-                <w:rFonts w:ascii="Times New Roman" w:hAnsi="Times New Roman" w:cs="Times New Roman"/>
-              </w:rPr>
-            </w:pPr>
-            <w:r>
-              <w:rPr>
-                <w:rFonts w:ascii="Times New Roman" w:hAnsi="Times New Roman" w:cs="Times New Roman"/>
-                <w:sz w:val="18"/>
-              </w:rPr>
-              <w:t>**Multiple minima (f3)**</w:t>
+              <w:rPr>
+                <w:rFonts w:ascii="Times New Roman" w:hAnsi="Times New Roman" w:cs="Times New Roman"/>
+              </w:rPr>
+            </w:pPr>
+            <w:r>
+              <w:rPr>
+                <w:rFonts w:ascii="Times New Roman" w:hAnsi="Times New Roman" w:cs="Times New Roman"/>
+                <w:sz w:val="18"/>
+              </w:rPr>
+              <w:t>Multiple minima (f3)</w:t>
             </w:r>
           </w:p>
         </w:tc>
@@ -11766,7 +12123,6 @@
           </w:tcPr>
           <w:p>
             <w:pPr>
-              <w:jc w:val="center"/>
               <w:cnfStyle w:val="000000100000" w:firstRow="0" w:lastRow="0" w:firstColumn="0" w:lastColumn="0" w:oddVBand="0" w:evenVBand="0" w:oddHBand="1" w:evenHBand="0" w:firstRowFirstColumn="0" w:firstRowLastColumn="0" w:lastRowFirstColumn="0" w:lastRowLastColumn="0"/>
               <w:rPr>
                 <w:rFonts w:ascii="Times New Roman" w:hAnsi="Times New Roman" w:cs="Times New Roman"/>
@@ -11866,6 +12222,14 @@
         </w:rPr>
         <w:t xml:space="preserve"> Large steps (α=0.1) "jump over" shallow local minima; momentum methods (Adam) can overshoot; Newton gets trapped in wrong basin.</w:t>
       </w:r>
+    </w:p>
+    <w:p>
+      <w:pPr>
+        <w:spacing w:after="80"/>
+        <w:rPr>
+          <w:rFonts w:ascii="Times New Roman" w:hAnsi="Times New Roman" w:cs="Times New Roman"/>
+        </w:rPr>
+      </w:pPr>
     </w:p>
     <w:p>
       <w:pPr>
@@ -11933,7 +12297,6 @@
                 <w:rFonts w:ascii="Times New Roman" w:hAnsi="Times New Roman" w:cs="Times New Roman"/>
                 <w:sz w:val="18"/>
               </w:rPr>
-              <w:lastRenderedPageBreak/>
               <w:t>Function</w:t>
             </w:r>
           </w:p>
@@ -12114,6 +12477,7 @@
                 <w:rFonts w:ascii="Times New Roman" w:hAnsi="Times New Roman" w:cs="Times New Roman"/>
                 <w:sz w:val="18"/>
               </w:rPr>
+              <w:lastRenderedPageBreak/>
               <w:t>f2</w:t>
             </w:r>
           </w:p>
@@ -12357,7 +12721,7 @@
                 <w:rFonts w:ascii="Times New Roman" w:hAnsi="Times New Roman" w:cs="Times New Roman"/>
                 <w:sz w:val="18"/>
               </w:rPr>
-              <w:t>**Newton → local min f=8.19**</w:t>
+              <w:t>Newton → local min f=8.19</w:t>
             </w:r>
           </w:p>
         </w:tc>
@@ -13540,7 +13904,6 @@
         <w:rPr>
           <w:rFonts w:ascii="Times New Roman" w:hAnsi="Times New Roman" w:cs="Times New Roman"/>
         </w:rPr>
-        <w:lastRenderedPageBreak/>
         <w:t xml:space="preserve">2. </w:t>
       </w:r>
       <w:r>
@@ -13567,6 +13930,7 @@
         <w:rPr>
           <w:rFonts w:ascii="Times New Roman" w:hAnsi="Times New Roman" w:cs="Times New Roman"/>
         </w:rPr>
+        <w:lastRenderedPageBreak/>
         <w:t xml:space="preserve">3. </w:t>
       </w:r>
       <w:r>
@@ -13769,110 +14133,6 @@
         </w:rPr>
         <w:t xml:space="preserve"> favor methods with "exploration" capability (large steps, momentum)</w:t>
       </w:r>
-    </w:p>
-    <w:p>
-      <w:pPr>
-        <w:spacing w:after="80"/>
-        <w:rPr>
-          <w:rFonts w:ascii="Times New Roman" w:hAnsi="Times New Roman" w:cs="Times New Roman"/>
-        </w:rPr>
-      </w:pPr>
-    </w:p>
-    <w:p>
-      <w:pPr>
-        <w:pStyle w:val="Heading2"/>
-        <w:rPr>
-          <w:rFonts w:ascii="Times New Roman" w:hAnsi="Times New Roman" w:cs="Times New Roman"/>
-        </w:rPr>
-      </w:pPr>
-      <w:r>
-        <w:rPr>
-          <w:rFonts w:ascii="Times New Roman" w:hAnsi="Times New Roman" w:cs="Times New Roman"/>
-          <w:color w:val="2C3E50"/>
-        </w:rPr>
-        <w:t>5.3 Potential Improvements</w:t>
-      </w:r>
-    </w:p>
-    <w:p>
-      <w:pPr>
-        <w:spacing w:after="80"/>
-        <w:rPr>
-          <w:rFonts w:ascii="Times New Roman" w:hAnsi="Times New Roman" w:cs="Times New Roman"/>
-        </w:rPr>
-      </w:pPr>
-    </w:p>
-    <w:p>
-      <w:pPr>
-        <w:rPr>
-          <w:rFonts w:ascii="Times New Roman" w:hAnsi="Times New Roman" w:cs="Times New Roman"/>
-        </w:rPr>
-      </w:pPr>
-      <w:r>
-        <w:rPr>
-          <w:rFonts w:ascii="Times New Roman" w:hAnsi="Times New Roman" w:cs="Times New Roman"/>
-        </w:rPr>
-        <w:t>- Add line search / backtracking for GD and Newton</w:t>
-      </w:r>
-    </w:p>
-    <w:p>
-      <w:pPr>
-        <w:rPr>
-          <w:rFonts w:ascii="Times New Roman" w:hAnsi="Times New Roman" w:cs="Times New Roman"/>
-        </w:rPr>
-      </w:pPr>
-      <w:r>
-        <w:rPr>
-          <w:rFonts w:ascii="Times New Roman" w:hAnsi="Times New Roman" w:cs="Times New Roman"/>
-        </w:rPr>
-        <w:t>- Test LBFGS (limited-memory quasi-Newton) as Hessian-free alternative</w:t>
-      </w:r>
-    </w:p>
-    <w:p>
-      <w:pPr>
-        <w:rPr>
-          <w:rFonts w:ascii="Times New Roman" w:hAnsi="Times New Roman" w:cs="Times New Roman"/>
-        </w:rPr>
-      </w:pPr>
-      <w:r>
-        <w:rPr>
-          <w:rFonts w:ascii="Times New Roman" w:hAnsi="Times New Roman" w:cs="Times New Roman"/>
-        </w:rPr>
-        <w:t>- Evaluate on higher-dimensional problems (n &gt; 2)</w:t>
-      </w:r>
-    </w:p>
-    <w:p>
-      <w:pPr>
-        <w:rPr>
-          <w:rFonts w:ascii="Times New Roman" w:hAnsi="Times New Roman" w:cs="Times New Roman"/>
-        </w:rPr>
-      </w:pPr>
-      <w:r>
-        <w:rPr>
-          <w:rFonts w:ascii="Times New Roman" w:hAnsi="Times New Roman" w:cs="Times New Roman"/>
-        </w:rPr>
-        <w:t>- Add stochastic gradient variants for noisy objectives</w:t>
-      </w:r>
-    </w:p>
-    <w:p>
-      <w:pPr>
-        <w:rPr>
-          <w:rFonts w:ascii="Times New Roman" w:hAnsi="Times New Roman" w:cs="Times New Roman"/>
-        </w:rPr>
-      </w:pPr>
-      <w:r>
-        <w:rPr>
-          <w:rFonts w:ascii="Times New Roman" w:hAnsi="Times New Roman" w:cs="Times New Roman"/>
-        </w:rPr>
-        <w:t>- Implement trust-region Newton for better globalization</w:t>
-      </w:r>
-    </w:p>
-    <w:p>
-      <w:pPr>
-        <w:spacing w:after="80"/>
-        <w:rPr>
-          <w:rFonts w:ascii="Times New Roman" w:hAnsi="Times New Roman" w:cs="Times New Roman"/>
-        </w:rPr>
-      </w:pPr>
     </w:p>
     <w:p>
       <w:pPr>
@@ -13936,7 +14196,6 @@
           <w:rFonts w:ascii="Times New Roman" w:hAnsi="Times New Roman" w:cs="Times New Roman"/>
           <w:color w:val="2C3E50"/>
         </w:rPr>
-        <w:lastRenderedPageBreak/>
         <w:t>6.1 Complete Source Code</w:t>
       </w:r>
     </w:p>
@@ -15030,6 +15289,7 @@
                 <w:rFonts w:ascii="Times New Roman" w:hAnsi="Times New Roman" w:cs="Times New Roman"/>
                 <w:sz w:val="18"/>
               </w:rPr>
+              <w:lastRenderedPageBreak/>
               <w:t>Newton Method</w:t>
             </w:r>
           </w:p>
@@ -17492,7 +17752,6 @@
                 <w:rFonts w:ascii="Times New Roman" w:hAnsi="Times New Roman" w:cs="Times New Roman"/>
                 <w:sz w:val="18"/>
               </w:rPr>
-              <w:lastRenderedPageBreak/>
               <w:t>Gradient Descent</w:t>
             </w:r>
           </w:p>
@@ -18477,6 +18736,7 @@
           <w:color w:val="7F8C8D"/>
           <w:sz w:val="20"/>
         </w:rPr>
+        <w:lastRenderedPageBreak/>
         <w:t>- `f1_quadratic_initial_0.5_-1.5.png`</w:t>
       </w:r>
     </w:p>
@@ -18711,7 +18971,6 @@
           <w:color w:val="7F8C8D"/>
           <w:sz w:val="20"/>
         </w:rPr>
-        <w:lastRenderedPageBreak/>
         <w:t>- `f2_rosenbrock_convergence_initial_0.5_-1.5.png`</w:t>
       </w:r>
     </w:p>
@@ -18789,44 +19048,10 @@
     </w:p>
     <w:p>
       <w:pPr>
-        <w:spacing w:after="240"/>
-        <w:rPr>
-          <w:rFonts w:ascii="Times New Roman" w:hAnsi="Times New Roman" w:cs="Times New Roman"/>
-        </w:rPr>
-      </w:pPr>
-    </w:p>
-    <w:p>
-      <w:pPr>
-        <w:pBdr>
-          <w:bottom w:val="single" w:sz="6" w:space="1" w:color="2C3E50"/>
-        </w:pBdr>
-        <w:spacing w:after="240"/>
-        <w:rPr>
-          <w:rFonts w:ascii="Times New Roman" w:hAnsi="Times New Roman" w:cs="Times New Roman"/>
-        </w:rPr>
-      </w:pPr>
-    </w:p>
-    <w:p>
-      <w:pPr>
-        <w:spacing w:after="80"/>
-        <w:rPr>
-          <w:rFonts w:ascii="Times New Roman" w:hAnsi="Times New Roman" w:cs="Times New Roman"/>
-        </w:rPr>
-      </w:pPr>
-    </w:p>
-    <w:p>
-      <w:pPr>
-        <w:rPr>
-          <w:rFonts w:ascii="Times New Roman" w:hAnsi="Times New Roman" w:cs="Times New Roman"/>
-        </w:rPr>
-      </w:pPr>
-      <w:r>
-        <w:rPr>
-          <w:rFonts w:ascii="Times New Roman" w:hAnsi="Times New Roman" w:cs="Times New Roman"/>
-          <w:i/>
-        </w:rPr>
-        <w:t>End of Report</w:t>
-      </w:r>
+        <w:rPr>
+          <w:rFonts w:ascii="Times New Roman" w:hAnsi="Times New Roman" w:cs="Times New Roman"/>
+        </w:rPr>
+      </w:pPr>
     </w:p>
     <w:sectPr>
       <w:pgSz w:w="12240" w:h="15840"/>
